--- a/downloads/forms/resignation.docx
+++ b/downloads/forms/resignation.docx
@@ -360,7 +360,7 @@
       </w:tr>
       <w:tr>
         <w:trPr>
-          <w:trHeight w:val="2268" w:hRule="exact"/>
+          <w:trHeight w:val="4535" w:hRule="exact"/>
         </w:trPr>
         <w:tc>
           <w:tcPr>
@@ -464,7 +464,7 @@
     </w:p>
     <w:p>
       <w:pPr>
-        <w:spacing w:before="0" w:after="0" w:line="1245" w:lineRule="exact"/>
+        <w:spacing w:before="0" w:after="0" w:line="1019" w:lineRule="exact"/>
       </w:pPr>
     </w:p>
     <w:p>
@@ -478,7 +478,7 @@
           <w:b/>
           <w:sz w:val="26"/>
         </w:rPr>
-        <w:t xml:space="preserve">                              귀하</w:t>
+        <w:t>______________________________  귀하</w:t>
       </w:r>
     </w:p>
     <w:sectPr>
